--- a/testakten/unfallversicherung-arbeitsunfall-lagerleiter-sturz-trier/26_klageschrift_sozialgericht_trier.docx
+++ b/testakten/unfallversicherung-arbeitsunfall-lagerleiter-sturz-trier/26_klageschrift_sozialgericht_trier.docx
@@ -29,7 +29,7 @@
           <w:i w:val="0"/>
           <w:sz w:val="22"/>
         </w:rPr>
-        <w:t>Fachanwaelte fuer Sozialrecht</w:t>
+        <w:t>Fachanwälte für Sozialrecht</w:t>
       </w:r>
     </w:p>
     <w:p>
@@ -63,7 +63,7 @@
           <w:i w:val="0"/>
           <w:sz w:val="22"/>
         </w:rPr>
-        <w:t>An das Sozialgericht Trier, Kutzbachstrasse 3a, 54290 Trier, per beA am 20.10.2026 eingereicht.</w:t>
+        <w:t>An das Sozialgericht Trier, Kutzbachstraße 3a, 54290 Trier, per beA am 20.10.2026 eingereicht.</w:t>
       </w:r>
     </w:p>
     <w:p>
@@ -82,7 +82,7 @@
           <w:i w:val="0"/>
           <w:sz w:val="22"/>
         </w:rPr>
-        <w:t>Klaeger: Karsten Moeller, Hafenstrasse nahe Trier-Ehrang wohnhaft, vertreten durch die Kanzlei Lindenhof und Partner mbB. Beklagte: Berufsgenossenschaft Handel und Warenlogistik, Bezirksverwaltung Trier.</w:t>
+        <w:t>Kläger: Karsten Möller, Hafenstraße nahe Trier-Ehrang wohnhaft, vertreten durch die Kanzlei Lindenhof und Partner mbB. Beklagte: Berufsgenossenschaft Handel und Warenlogistik, Bezirksverwaltung Trier.</w:t>
       </w:r>
     </w:p>
     <w:p>
@@ -101,7 +101,7 @@
           <w:i w:val="0"/>
           <w:sz w:val="22"/>
         </w:rPr>
-        <w:t>Es wird beantragt, den Bescheid vom 18.06.2026 in der Gestalt des Widerspruchsbescheids vom 25.09.2026 aufzuheben und festzustellen, dass das Ereignis vom 03.04.2026 ein Arbeitsunfall im Sinne von Paragraf 8 SGB VII ist, sowie die Beklagte zu verurteilen, die gesetzlichen Leistungen der Unfallversicherung zu gewaehren.</w:t>
+        <w:t>Es wird beantragt, den Bescheid vom 18.06.2026 in der Gestalt des Widerspruchsbescheids vom 25.09.2026 aufzuheben und festzustellen, dass das Ereignis vom 03.04.2026 ein Arbeitsunfall im Sinne von Paragraf 8 SGB VII ist, sowie die Beklagte zu verurteilen, die gesetzlichen Leistungen der Unfallversicherung zu gewähren.</w:t>
       </w:r>
     </w:p>
     <w:p>
@@ -109,7 +109,7 @@
         <w:pStyle w:val="Heading2"/>
       </w:pPr>
       <w:r>
-        <w:t>3. Klagebegruendung</w:t>
+        <w:t>3. Klagebegründung</w:t>
       </w:r>
     </w:p>
     <w:p>
@@ -120,7 +120,7 @@
           <w:i w:val="0"/>
           <w:sz w:val="22"/>
         </w:rPr>
-        <w:t>Zur Begruendung wird auf den ausfuehrlichen Widerspruch vom 20.07.2026 und die dort dargestellte Beweislage verwiesen. Ergaenzend wird darauf hingewiesen, dass die Beklagte den Beweiswert der uebereinstimmenden Zeugenangaben unzureichend gewuerdigt und dem Kameraausfall zu Unrecht eine dem Klaeger nachteilige Bedeutung beigemessen hat.</w:t>
+        <w:t>Zur Begründung wird auf den ausführlichen Widerspruch vom 20.07.2026 und die dort dargestellte Beweislage verwiesen. Ergänzend wird darauf hingewiesen, dass die Beklagte den Beweiswert der übereinstimmenden Zeugenangaben unzureichend gewürdigt und dem Kameraausfall zu Unrecht eine dem Kläger nachteilige Bedeutung beigemessen hat.</w:t>
       </w:r>
     </w:p>
     <w:p>
@@ -139,28 +139,104 @@
           <w:i w:val="0"/>
           <w:sz w:val="22"/>
         </w:rPr>
-        <w:t>Es wird die Einholung eines unfallchirurgischen Zusammenhangsgutachtens beantragt, ferner die zeugenschaftliche Vernehmung von Bastian Kopp, Sandra Lehnert und Herbert Nauheim sowie die Beiziehung des vollstaendigen Wartungsbuchs Rampe 4.</w:t>
-      </w:r>
-    </w:p>
-    <w:p>
-      <w:r>
-        <w:rPr>
-          <w:rFonts w:ascii="Times New Roman" w:hAnsi="Times New Roman"/>
-          <w:b w:val="0"/>
-          <w:i w:val="0"/>
-          <w:sz w:val="22"/>
-        </w:rPr>
-        <w:t>Formathinweis: Dieses Aktenstück wird in Times New Roman, 11 pt, mit ausschließlich dezimaler Gliederung ausgegeben.</w:t>
+        <w:t>Es wird die Einholung eines unfallchirurgischen Zusammenhangsgutachtens beantragt, ferner die zeugenschaftliche Vernehmung von Bastian Kopp, Sandra Lehnert und Herbert Nauheim sowie die Beiziehung des vollständigen Wartungsbuchs Rampe 4.</w:t>
       </w:r>
     </w:p>
     <w:sectPr>
-      <w:pgSz w:w="12240" w:h="15840"/>
-      <w:pgMar w:top="1440" w:right="1800" w:bottom="1440" w:left="1800" w:header="720" w:footer="720" w:gutter="0"/>
+      <w:headerReference w:type="default" r:id="rId9"/>
+      <w:footerReference w:type="default" r:id="rId10"/>
+      <w:pgSz w:w="11906" w:h="16838"/>
+      <w:pgMar w:top="1440" w:right="1800" w:bottom="1440" w:left="1800" w:header="680" w:footer="567" w:gutter="0"/>
       <w:cols w:space="720"/>
       <w:docGrid w:linePitch="360"/>
     </w:sectPr>
   </w:body>
 </w:document>
+</file>
+
+<file path=word/footer1.xml><?xml version="1.0" encoding="utf-8"?>
+<w:ftr xmlns:m="http://schemas.openxmlformats.org/officeDocument/2006/math" xmlns:mc="http://schemas.openxmlformats.org/markup-compatibility/2006" xmlns:mo="http://schemas.microsoft.com/office/mac/office/2008/main" xmlns:mv="urn:schemas-microsoft-com:mac:vml" xmlns:o="urn:schemas-microsoft-com:office:office" xmlns:r="http://schemas.openxmlformats.org/officeDocument/2006/relationships" xmlns:v="urn:schemas-microsoft-com:vml" xmlns:w10="urn:schemas-microsoft-com:office:word" xmlns:w14="http://schemas.microsoft.com/office/word/2010/wordml" xmlns:w="http://schemas.openxmlformats.org/wordprocessingml/2006/main" xmlns:wne="http://schemas.microsoft.com/office/word/2006/wordml" xmlns:wp14="http://schemas.microsoft.com/office/word/2010/wordprocessingDrawing" xmlns:wp="http://schemas.openxmlformats.org/drawingml/2006/wordprocessingDrawing" xmlns:wpc="http://schemas.microsoft.com/office/word/2010/wordprocessingCanvas" xmlns:wpg="http://schemas.microsoft.com/office/word/2010/wordprocessingGroup" xmlns:wpi="http://schemas.microsoft.com/office/word/2010/wordprocessingInk" xmlns:wps="http://schemas.microsoft.com/office/word/2010/wordprocessingShape" mc:Ignorable="w14 wp14">
+  <w:p>
+    <w:pPr>
+      <w:pStyle w:val="Footer"/>
+      <w:tabs>
+        <w:tab w:pos="9071" w:val="right"/>
+      </w:tabs>
+      <w:jc w:val="left"/>
+    </w:pPr>
+    <w:r>
+      <w:rPr>
+        <w:rFonts w:ascii="Times New Roman" w:hAnsi="Times New Roman"/>
+        <w:color w:val="6B6B66"/>
+        <w:sz w:val="16"/>
+      </w:rPr>
+    </w:r>
+    <w:r>
+      <w:rPr>
+        <w:rFonts w:ascii="Times New Roman" w:hAnsi="Times New Roman"/>
+        <w:color w:val="6B6B66"/>
+        <w:sz w:val="16"/>
+      </w:rPr>
+      <w:t>Sozialgericht Trier</w:t>
+    </w:r>
+    <w:r>
+      <w:rPr>
+        <w:rFonts w:ascii="Times New Roman" w:hAnsi="Times New Roman"/>
+        <w:color w:val="6B6B66"/>
+        <w:sz w:val="16"/>
+      </w:rPr>
+      <w:tab/>
+      <w:t xml:space="preserve">Seite </w:t>
+    </w:r>
+    <w:r>
+      <w:rPr>
+        <w:rFonts w:ascii="Times New Roman" w:hAnsi="Times New Roman"/>
+        <w:color w:val="6B6B66"/>
+        <w:sz w:val="16"/>
+      </w:rPr>
+      <w:fldChar w:fldCharType="begin"/>
+      <w:instrText xml:space="preserve"> PAGE </w:instrText>
+      <w:fldChar w:fldCharType="end"/>
+    </w:r>
+  </w:p>
+</w:ftr>
+</file>
+
+<file path=word/header1.xml><?xml version="1.0" encoding="utf-8"?>
+<w:hdr xmlns:m="http://schemas.openxmlformats.org/officeDocument/2006/math" xmlns:mc="http://schemas.openxmlformats.org/markup-compatibility/2006" xmlns:mo="http://schemas.microsoft.com/office/mac/office/2008/main" xmlns:mv="urn:schemas-microsoft-com:mac:vml" xmlns:o="urn:schemas-microsoft-com:office:office" xmlns:r="http://schemas.openxmlformats.org/officeDocument/2006/relationships" xmlns:v="urn:schemas-microsoft-com:vml" xmlns:w10="urn:schemas-microsoft-com:office:word" xmlns:w14="http://schemas.microsoft.com/office/word/2010/wordml" xmlns:w="http://schemas.openxmlformats.org/wordprocessingml/2006/main" xmlns:wne="http://schemas.microsoft.com/office/word/2006/wordml" xmlns:wp14="http://schemas.microsoft.com/office/word/2010/wordprocessingDrawing" xmlns:wp="http://schemas.openxmlformats.org/drawingml/2006/wordprocessingDrawing" xmlns:wpc="http://schemas.microsoft.com/office/word/2010/wordprocessingCanvas" xmlns:wpg="http://schemas.microsoft.com/office/word/2010/wordprocessingGroup" xmlns:wpi="http://schemas.microsoft.com/office/word/2010/wordprocessingInk" xmlns:wps="http://schemas.microsoft.com/office/word/2010/wordprocessingShape" mc:Ignorable="w14 wp14">
+  <w:p>
+    <w:pPr>
+      <w:pStyle w:val="Header"/>
+      <w:jc w:val="left"/>
+    </w:pPr>
+    <w:r/>
+    <w:r>
+      <w:rPr>
+        <w:rFonts w:ascii="Times New Roman" w:hAnsi="Times New Roman"/>
+        <w:b/>
+        <w:color w:val="3B3F45"/>
+        <w:sz w:val="24"/>
+      </w:rPr>
+      <w:t>Sozialgericht Trier</w:t>
+    </w:r>
+  </w:p>
+  <w:p>
+    <w:pPr>
+      <w:jc w:val="left"/>
+      <w:pBdr>
+        <w:bottom w:val="single" w:sz="6" w:space="2" w:color="3B3F45"/>
+      </w:pBdr>
+    </w:pPr>
+    <w:r>
+      <w:rPr>
+        <w:rFonts w:ascii="Times New Roman" w:hAnsi="Times New Roman"/>
+        <w:color w:val="6B6B66"/>
+        <w:sz w:val="16"/>
+      </w:rPr>
+      <w:t>Gericht</w:t>
+    </w:r>
+  </w:p>
+</w:hdr>
 </file>
 
 <file path=word/numbering.xml><?xml version="1.0" encoding="utf-8"?>
